--- a/week-1-reasoning-puzzles/week-1-pedagogical-excursion.docx
+++ b/week-1-reasoning-puzzles/week-1-pedagogical-excursion.docx
@@ -77,7 +77,7 @@
           <w:sz w:val="22"/>
           <w:szCs w:val="22"/>
         </w:rPr>
-        <w:t>Tuesday you figured puzzles out. Thursday you'll do something most math apps never let you do: watch yourself solve one. You'll replay your own solving, mark what you were thinking at each step, and then explain why that kind of reflection matters for the children you'll teach. It's your first step from doing the math to teaching it.</w:t>
+        <w:t>In the studio you figured puzzles out. In the clinic you'll do something most math apps never let you do: watch yourself solve one. You'll replay your own solving, mark what you were thinking at each step, and then explain why that kind of reflection matters for the children you'll teach. It's your first step from doing the math to teaching it.</w:t>
       </w:r>
     </w:p>
     <w:p>

--- a/week-1-reasoning-puzzles/week-1-pedagogical-excursion.docx
+++ b/week-1-reasoning-puzzles/week-1-pedagogical-excursion.docx
@@ -9,7 +9,7 @@
       </w:pPr>
       <w:r>
         <w:rPr>
-          <w:rFonts w:ascii="Inter" w:hAnsi="Inter" w:eastAsia="ＭＳ ゴシック" w:cs="Inter" w:eastAsiaTheme="majorEastAsia" w:csTheme="majorBidi"/>
+          <w:rFonts w:ascii="Calibri" w:hAnsi="Calibri" w:eastAsia="ＭＳ ゴシック" w:cs="Calibri" w:eastAsiaTheme="majorEastAsia" w:csTheme="majorBidi"/>
           <w:b/>
           <w:bCs/>
           <w:color w:val="1F4E96"/>
@@ -25,7 +25,7 @@
       </w:pPr>
       <w:r>
         <w:rPr>
-          <w:rFonts w:ascii="Inter" w:hAnsi="Inter" w:eastAsia="ＭＳ 明朝" w:cs="Inter" w:eastAsiaTheme="minorEastAsia"/>
+          <w:rFonts w:ascii="Calibri" w:hAnsi="Calibri" w:eastAsia="ＭＳ 明朝" w:cs="Calibri" w:eastAsiaTheme="minorEastAsia"/>
           <w:b/>
           <w:bCs/>
           <w:color w:val="1F4E96"/>
@@ -41,7 +41,7 @@
       </w:pPr>
       <w:r>
         <w:rPr>
-          <w:rFonts w:ascii="Inter" w:hAnsi="Inter" w:eastAsia="ＭＳ 明朝" w:cs="Inter" w:eastAsiaTheme="minorEastAsia"/>
+          <w:rFonts w:ascii="Calibri" w:hAnsi="Calibri" w:eastAsia="ＭＳ 明朝" w:cs="Calibri" w:eastAsiaTheme="minorEastAsia"/>
           <w:b/>
           <w:bCs/>
           <w:color w:val="1F4E96"/>
@@ -57,7 +57,7 @@
       </w:pPr>
       <w:r>
         <w:rPr>
-          <w:rFonts w:ascii="Inter" w:hAnsi="Inter" w:eastAsia="ＭＳ ゴシック" w:cs="Inter" w:eastAsiaTheme="majorEastAsia" w:csTheme="majorBidi"/>
+          <w:rFonts w:ascii="Calibri" w:hAnsi="Calibri" w:eastAsia="ＭＳ ゴシック" w:cs="Calibri" w:eastAsiaTheme="majorEastAsia" w:csTheme="majorBidi"/>
           <w:b/>
           <w:bCs/>
           <w:color w:val="1F4E96"/>
@@ -73,7 +73,7 @@
       </w:pPr>
       <w:r>
         <w:rPr>
-          <w:rFonts w:ascii="Inter" w:hAnsi="Inter" w:eastAsia="ＭＳ 明朝" w:cs="Inter" w:eastAsiaTheme="minorEastAsia"/>
+          <w:rFonts w:ascii="Calibri" w:hAnsi="Calibri" w:eastAsia="ＭＳ 明朝" w:cs="Calibri" w:eastAsiaTheme="minorEastAsia"/>
           <w:sz w:val="22"/>
           <w:szCs w:val="22"/>
         </w:rPr>
@@ -86,7 +86,7 @@
       </w:pPr>
       <w:r>
         <w:rPr>
-          <w:rFonts w:ascii="Inter" w:hAnsi="Inter" w:eastAsia="ＭＳ ゴシック" w:cs="Inter" w:eastAsiaTheme="majorEastAsia" w:csTheme="majorBidi"/>
+          <w:rFonts w:ascii="Calibri" w:hAnsi="Calibri" w:eastAsia="ＭＳ ゴシック" w:cs="Calibri" w:eastAsiaTheme="majorEastAsia" w:csTheme="majorBidi"/>
           <w:b/>
           <w:bCs/>
           <w:color w:val="1F4E96"/>
@@ -103,7 +103,7 @@
       </w:pPr>
       <w:r>
         <w:rPr>
-          <w:rFonts w:ascii="Inter" w:hAnsi="Inter" w:eastAsia="ＭＳ 明朝" w:cs="Inter" w:eastAsiaTheme="minorEastAsia"/>
+          <w:rFonts w:ascii="Calibri" w:hAnsi="Calibri" w:eastAsia="ＭＳ 明朝" w:cs="Calibri" w:eastAsiaTheme="minorEastAsia"/>
           <w:sz w:val="22"/>
           <w:szCs w:val="22"/>
         </w:rPr>
@@ -117,7 +117,7 @@
       </w:pPr>
       <w:r>
         <w:rPr>
-          <w:rFonts w:ascii="Inter" w:hAnsi="Inter" w:eastAsia="ＭＳ 明朝" w:cs="Inter" w:eastAsiaTheme="minorEastAsia"/>
+          <w:rFonts w:ascii="Calibri" w:hAnsi="Calibri" w:eastAsia="ＭＳ 明朝" w:cs="Calibri" w:eastAsiaTheme="minorEastAsia"/>
           <w:sz w:val="22"/>
           <w:szCs w:val="22"/>
         </w:rPr>
@@ -131,7 +131,7 @@
       </w:pPr>
       <w:r>
         <w:rPr>
-          <w:rFonts w:ascii="Inter" w:hAnsi="Inter" w:eastAsia="ＭＳ 明朝" w:cs="Inter" w:eastAsiaTheme="minorEastAsia"/>
+          <w:rFonts w:ascii="Calibri" w:hAnsi="Calibri" w:eastAsia="ＭＳ 明朝" w:cs="Calibri" w:eastAsiaTheme="minorEastAsia"/>
           <w:sz w:val="22"/>
           <w:szCs w:val="22"/>
         </w:rPr>
@@ -145,7 +145,7 @@
       </w:pPr>
       <w:r>
         <w:rPr>
-          <w:rFonts w:ascii="Inter" w:hAnsi="Inter" w:eastAsia="ＭＳ 明朝" w:cs="Inter" w:eastAsiaTheme="minorEastAsia"/>
+          <w:rFonts w:ascii="Calibri" w:hAnsi="Calibri" w:eastAsia="ＭＳ 明朝" w:cs="Calibri" w:eastAsiaTheme="minorEastAsia"/>
           <w:sz w:val="22"/>
           <w:szCs w:val="22"/>
         </w:rPr>
@@ -159,7 +159,7 @@
       </w:pPr>
       <w:r>
         <w:rPr>
-          <w:rFonts w:ascii="Inter" w:hAnsi="Inter" w:eastAsia="ＭＳ 明朝" w:cs="Inter" w:eastAsiaTheme="minorEastAsia"/>
+          <w:rFonts w:ascii="Calibri" w:hAnsi="Calibri" w:eastAsia="ＭＳ 明朝" w:cs="Calibri" w:eastAsiaTheme="minorEastAsia"/>
           <w:sz w:val="22"/>
           <w:szCs w:val="22"/>
         </w:rPr>
@@ -172,7 +172,7 @@
       </w:pPr>
       <w:r>
         <w:rPr>
-          <w:rFonts w:ascii="Inter" w:hAnsi="Inter" w:eastAsia="ＭＳ 明朝" w:cs="Inter" w:eastAsiaTheme="minorEastAsia"/>
+          <w:rFonts w:ascii="Calibri" w:hAnsi="Calibri" w:eastAsia="ＭＳ 明朝" w:cs="Calibri" w:eastAsiaTheme="minorEastAsia"/>
           <w:sz w:val="22"/>
           <w:szCs w:val="22"/>
         </w:rPr>
@@ -186,7 +186,7 @@
       </w:pPr>
       <w:r>
         <w:rPr>
-          <w:rFonts w:ascii="Inter" w:hAnsi="Inter" w:eastAsia="ＭＳ 明朝" w:cs="Inter" w:eastAsiaTheme="minorEastAsia"/>
+          <w:rFonts w:ascii="Calibri" w:hAnsi="Calibri" w:eastAsia="ＭＳ 明朝" w:cs="Calibri" w:eastAsiaTheme="minorEastAsia"/>
           <w:sz w:val="22"/>
           <w:szCs w:val="22"/>
         </w:rPr>
@@ -200,7 +200,7 @@
       </w:pPr>
       <w:r>
         <w:rPr>
-          <w:rFonts w:ascii="Inter" w:hAnsi="Inter" w:eastAsia="ＭＳ 明朝" w:cs="Inter" w:eastAsiaTheme="minorEastAsia"/>
+          <w:rFonts w:ascii="Calibri" w:hAnsi="Calibri" w:eastAsia="ＭＳ 明朝" w:cs="Calibri" w:eastAsiaTheme="minorEastAsia"/>
           <w:sz w:val="22"/>
           <w:szCs w:val="22"/>
         </w:rPr>
@@ -213,7 +213,7 @@
       </w:pPr>
       <w:r>
         <w:rPr>
-          <w:rFonts w:ascii="Inter" w:hAnsi="Inter" w:eastAsia="ＭＳ ゴシック" w:cs="Inter" w:eastAsiaTheme="majorEastAsia" w:csTheme="majorBidi"/>
+          <w:rFonts w:ascii="Calibri" w:hAnsi="Calibri" w:eastAsia="ＭＳ ゴシック" w:cs="Calibri" w:eastAsiaTheme="majorEastAsia" w:csTheme="majorBidi"/>
           <w:b/>
           <w:bCs/>
           <w:color w:val="1F4E96"/>
@@ -230,7 +230,7 @@
       </w:pPr>
       <w:r>
         <w:rPr>
-          <w:rFonts w:ascii="Inter" w:hAnsi="Inter" w:eastAsia="ＭＳ 明朝" w:cs="Inter" w:eastAsiaTheme="minorEastAsia"/>
+          <w:rFonts w:ascii="Calibri" w:hAnsi="Calibri" w:eastAsia="ＭＳ 明朝" w:cs="Calibri" w:eastAsiaTheme="minorEastAsia"/>
           <w:sz w:val="22"/>
           <w:szCs w:val="22"/>
         </w:rPr>
@@ -243,7 +243,7 @@
       </w:pPr>
       <w:r>
         <w:rPr>
-          <w:rFonts w:ascii="Inter" w:hAnsi="Inter" w:eastAsia="ＭＳ ゴシック" w:cs="Inter" w:eastAsiaTheme="majorEastAsia" w:csTheme="majorBidi"/>
+          <w:rFonts w:ascii="Calibri" w:hAnsi="Calibri" w:eastAsia="ＭＳ ゴシック" w:cs="Calibri" w:eastAsiaTheme="majorEastAsia" w:csTheme="majorBidi"/>
           <w:b/>
           <w:bCs/>
           <w:color w:val="1F4E96"/>
@@ -259,7 +259,7 @@
       </w:pPr>
       <w:r>
         <w:rPr>
-          <w:rFonts w:ascii="Inter" w:hAnsi="Inter" w:eastAsia="ＭＳ 明朝" w:cs="Inter" w:eastAsiaTheme="minorEastAsia"/>
+          <w:rFonts w:ascii="Calibri" w:hAnsi="Calibri" w:eastAsia="ＭＳ 明朝" w:cs="Calibri" w:eastAsiaTheme="minorEastAsia"/>
           <w:b/>
           <w:bCs/>
           <w:sz w:val="22"/>
@@ -270,7 +270,7 @@
       </w:r>
       <w:r>
         <w:rPr>
-          <w:rFonts w:ascii="Inter" w:hAnsi="Inter" w:eastAsia="ＭＳ 明朝" w:cs="Inter" w:eastAsiaTheme="minorEastAsia"/>
+          <w:rFonts w:ascii="Calibri" w:hAnsi="Calibri" w:eastAsia="ＭＳ 明朝" w:cs="Calibri" w:eastAsiaTheme="minorEastAsia"/>
           <w:sz w:val="22"/>
           <w:szCs w:val="22"/>
         </w:rPr>
@@ -283,7 +283,7 @@
       </w:pPr>
       <w:r>
         <w:rPr>
-          <w:rFonts w:ascii="Inter" w:hAnsi="Inter" w:eastAsia="ＭＳ ゴシック" w:cs="Inter" w:eastAsiaTheme="majorEastAsia" w:csTheme="majorBidi"/>
+          <w:rFonts w:ascii="Calibri" w:hAnsi="Calibri" w:eastAsia="ＭＳ ゴシック" w:cs="Calibri" w:eastAsiaTheme="majorEastAsia" w:csTheme="majorBidi"/>
           <w:b/>
           <w:bCs/>
           <w:color w:val="1F4E96"/>
@@ -342,7 +342,7 @@
             </w:pPr>
             <w:r>
               <w:rPr>
-                <w:rFonts w:ascii="Inter" w:hAnsi="Inter" w:eastAsia="ＭＳ 明朝" w:cs="Inter" w:eastAsiaTheme="minorEastAsia"/>
+                <w:rFonts w:ascii="Calibri" w:hAnsi="Calibri" w:eastAsia="ＭＳ 明朝" w:cs="Calibri" w:eastAsiaTheme="minorEastAsia"/>
                 <w:b/>
                 <w:bCs/>
                 <w:sz w:val="22"/>
@@ -375,7 +375,7 @@
             </w:pPr>
             <w:r>
               <w:rPr>
-                <w:rFonts w:ascii="Inter" w:hAnsi="Inter" w:eastAsia="ＭＳ 明朝" w:cs="Inter" w:eastAsiaTheme="minorEastAsia"/>
+                <w:rFonts w:ascii="Calibri" w:hAnsi="Calibri" w:eastAsia="ＭＳ 明朝" w:cs="Calibri" w:eastAsiaTheme="minorEastAsia"/>
                 <w:b/>
                 <w:bCs/>
                 <w:sz w:val="22"/>
@@ -410,7 +410,7 @@
             </w:pPr>
             <w:r>
               <w:rPr>
-                <w:rFonts w:ascii="Inter" w:hAnsi="Inter" w:eastAsia="ＭＳ 明朝" w:cs="Inter" w:eastAsiaTheme="minorEastAsia"/>
+                <w:rFonts w:ascii="Calibri" w:hAnsi="Calibri" w:eastAsia="ＭＳ 明朝" w:cs="Calibri" w:eastAsiaTheme="minorEastAsia"/>
                 <w:b/>
                 <w:bCs/>
                 <w:sz w:val="22"/>
@@ -442,7 +442,7 @@
             </w:pPr>
             <w:r>
               <w:rPr>
-                <w:rFonts w:ascii="Inter" w:hAnsi="Inter" w:eastAsia="ＭＳ 明朝" w:cs="Inter" w:eastAsiaTheme="minorEastAsia"/>
+                <w:rFonts w:ascii="Calibri" w:hAnsi="Calibri" w:eastAsia="ＭＳ 明朝" w:cs="Calibri" w:eastAsiaTheme="minorEastAsia"/>
                 <w:sz w:val="22"/>
                 <w:szCs w:val="22"/>
               </w:rPr>
@@ -475,7 +475,7 @@
             </w:pPr>
             <w:r>
               <w:rPr>
-                <w:rFonts w:ascii="Inter" w:hAnsi="Inter" w:eastAsia="ＭＳ 明朝" w:cs="Inter" w:eastAsiaTheme="minorEastAsia"/>
+                <w:rFonts w:ascii="Calibri" w:hAnsi="Calibri" w:eastAsia="ＭＳ 明朝" w:cs="Calibri" w:eastAsiaTheme="minorEastAsia"/>
                 <w:b/>
                 <w:bCs/>
                 <w:sz w:val="22"/>
@@ -507,7 +507,7 @@
             </w:pPr>
             <w:r>
               <w:rPr>
-                <w:rFonts w:ascii="Inter" w:hAnsi="Inter" w:eastAsia="ＭＳ 明朝" w:cs="Inter" w:eastAsiaTheme="minorEastAsia"/>
+                <w:rFonts w:ascii="Calibri" w:hAnsi="Calibri" w:eastAsia="ＭＳ 明朝" w:cs="Calibri" w:eastAsiaTheme="minorEastAsia"/>
                 <w:sz w:val="22"/>
                 <w:szCs w:val="22"/>
               </w:rPr>
@@ -540,7 +540,7 @@
             </w:pPr>
             <w:r>
               <w:rPr>
-                <w:rFonts w:ascii="Inter" w:hAnsi="Inter" w:eastAsia="ＭＳ 明朝" w:cs="Inter" w:eastAsiaTheme="minorEastAsia"/>
+                <w:rFonts w:ascii="Calibri" w:hAnsi="Calibri" w:eastAsia="ＭＳ 明朝" w:cs="Calibri" w:eastAsiaTheme="minorEastAsia"/>
                 <w:b/>
                 <w:bCs/>
                 <w:sz w:val="22"/>
@@ -572,7 +572,7 @@
             </w:pPr>
             <w:r>
               <w:rPr>
-                <w:rFonts w:ascii="Inter" w:hAnsi="Inter" w:eastAsia="ＭＳ 明朝" w:cs="Inter" w:eastAsiaTheme="minorEastAsia"/>
+                <w:rFonts w:ascii="Calibri" w:hAnsi="Calibri" w:eastAsia="ＭＳ 明朝" w:cs="Calibri" w:eastAsiaTheme="minorEastAsia"/>
                 <w:sz w:val="22"/>
                 <w:szCs w:val="22"/>
               </w:rPr>
@@ -605,7 +605,7 @@
             </w:pPr>
             <w:r>
               <w:rPr>
-                <w:rFonts w:ascii="Inter" w:hAnsi="Inter" w:eastAsia="ＭＳ 明朝" w:cs="Inter" w:eastAsiaTheme="minorEastAsia"/>
+                <w:rFonts w:ascii="Calibri" w:hAnsi="Calibri" w:eastAsia="ＭＳ 明朝" w:cs="Calibri" w:eastAsiaTheme="minorEastAsia"/>
                 <w:b/>
                 <w:bCs/>
                 <w:sz w:val="22"/>
@@ -637,7 +637,7 @@
             </w:pPr>
             <w:r>
               <w:rPr>
-                <w:rFonts w:ascii="Inter" w:hAnsi="Inter" w:eastAsia="ＭＳ 明朝" w:cs="Inter" w:eastAsiaTheme="minorEastAsia"/>
+                <w:rFonts w:ascii="Calibri" w:hAnsi="Calibri" w:eastAsia="ＭＳ 明朝" w:cs="Calibri" w:eastAsiaTheme="minorEastAsia"/>
                 <w:sz w:val="22"/>
                 <w:szCs w:val="22"/>
               </w:rPr>
@@ -1021,7 +1021,7 @@
     <w:qFormat/>
     <w:rsid w:val="00FC693F"/>
     <w:rPr>
-      <w:rFonts w:ascii="Inter" w:hAnsi="Inter" w:cs="Inter"/>
+      <w:rFonts w:ascii="Calibri" w:hAnsi="Calibri" w:cs="Calibri"/>
     </w:rPr>
   </w:style>
   <w:style w:type="paragraph" w:styleId="Header">
@@ -1083,7 +1083,7 @@
       <w:outlineLvl w:val="0"/>
     </w:pPr>
     <w:rPr>
-      <w:rFonts w:asciiTheme="majorHAnsi" w:eastAsiaTheme="majorEastAsia" w:hAnsiTheme="majorHAnsi" w:cstheme="majorBidi" w:ascii="Inter" w:hAnsi="Inter" w:cs="Inter"/>
+      <w:rFonts w:asciiTheme="majorHAnsi" w:eastAsiaTheme="majorEastAsia" w:hAnsiTheme="majorHAnsi" w:cstheme="majorBidi" w:ascii="Calibri" w:hAnsi="Calibri" w:cs="Calibri"/>
       <w:b/>
       <w:bCs/>
       <w:color w:val="365F91" w:themeColor="accent1" w:themeShade="BF"/>
@@ -1107,7 +1107,7 @@
       <w:outlineLvl w:val="1"/>
     </w:pPr>
     <w:rPr>
-      <w:rFonts w:asciiTheme="majorHAnsi" w:eastAsiaTheme="majorEastAsia" w:hAnsiTheme="majorHAnsi" w:cstheme="majorBidi" w:ascii="Inter" w:hAnsi="Inter" w:cs="Inter"/>
+      <w:rFonts w:asciiTheme="majorHAnsi" w:eastAsiaTheme="majorEastAsia" w:hAnsiTheme="majorHAnsi" w:cstheme="majorBidi" w:ascii="Calibri" w:hAnsi="Calibri" w:cs="Calibri"/>
       <w:b/>
       <w:bCs/>
       <w:color w:val="4F81BD" w:themeColor="accent1"/>
@@ -1372,7 +1372,7 @@
       <w:contextualSpacing/>
     </w:pPr>
     <w:rPr>
-      <w:rFonts w:asciiTheme="majorHAnsi" w:eastAsiaTheme="majorEastAsia" w:hAnsiTheme="majorHAnsi" w:cstheme="majorBidi" w:ascii="Inter" w:hAnsi="Inter" w:cs="Inter"/>
+      <w:rFonts w:asciiTheme="majorHAnsi" w:eastAsiaTheme="majorEastAsia" w:hAnsiTheme="majorHAnsi" w:cstheme="majorBidi" w:ascii="Calibri" w:hAnsi="Calibri" w:cs="Calibri"/>
       <w:color w:val="17365D" w:themeColor="text2" w:themeShade="BF"/>
       <w:spacing w:val="5"/>
       <w:kern w:val="28"/>
@@ -1553,7 +1553,7 @@
       <w:contextualSpacing/>
     </w:pPr>
     <w:rPr>
-      <w:rFonts w:ascii="Inter" w:hAnsi="Inter" w:cs="Inter"/>
+      <w:rFonts w:ascii="Calibri" w:hAnsi="Calibri" w:cs="Calibri"/>
     </w:rPr>
   </w:style>
   <w:style w:type="paragraph" w:styleId="ListBullet2">
@@ -1569,7 +1569,7 @@
       <w:contextualSpacing/>
     </w:pPr>
     <w:rPr>
-      <w:rFonts w:ascii="Inter" w:hAnsi="Inter" w:cs="Inter"/>
+      <w:rFonts w:ascii="Calibri" w:hAnsi="Calibri" w:cs="Calibri"/>
     </w:rPr>
   </w:style>
   <w:style w:type="paragraph" w:styleId="ListBullet3">
@@ -1598,7 +1598,7 @@
       <w:contextualSpacing/>
     </w:pPr>
     <w:rPr>
-      <w:rFonts w:ascii="Inter" w:hAnsi="Inter" w:cs="Inter"/>
+      <w:rFonts w:ascii="Calibri" w:hAnsi="Calibri" w:cs="Calibri"/>
     </w:rPr>
   </w:style>
   <w:style w:type="paragraph" w:styleId="ListNumber2">

--- a/week-1-reasoning-puzzles/week-1-pedagogical-excursion.docx
+++ b/week-1-reasoning-puzzles/week-1-pedagogical-excursion.docx
@@ -21,7 +21,7 @@
     </w:p>
     <w:p>
       <w:pPr>
-        <w:spacing w:after="200" w:line="276" w:lineRule="auto"/>
+        <w:spacing w:after="80" w:line="240" w:lineRule="auto"/>
       </w:pPr>
       <w:r>
         <w:rPr>
@@ -37,7 +37,7 @@
     </w:p>
     <w:p>
       <w:pPr>
-        <w:spacing w:after="200" w:line="276" w:lineRule="auto"/>
+        <w:spacing w:after="80" w:line="240" w:lineRule="auto"/>
       </w:pPr>
       <w:r>
         <w:rPr>
@@ -69,7 +69,7 @@
     </w:p>
     <w:p>
       <w:pPr>
-        <w:spacing w:after="200" w:line="276" w:lineRule="auto"/>
+        <w:spacing w:after="80" w:line="240" w:lineRule="auto"/>
       </w:pPr>
       <w:r>
         <w:rPr>
@@ -168,7 +168,7 @@
     </w:p>
     <w:p>
       <w:pPr>
-        <w:spacing w:after="200" w:line="276" w:lineRule="auto"/>
+        <w:spacing w:after="80" w:line="240" w:lineRule="auto"/>
       </w:pPr>
       <w:r>
         <w:rPr>
@@ -255,7 +255,7 @@
     </w:p>
     <w:p>
       <w:pPr>
-        <w:spacing w:after="200" w:line="276" w:lineRule="auto"/>
+        <w:spacing w:after="80" w:line="240" w:lineRule="auto"/>
       </w:pPr>
       <w:r>
         <w:rPr>
@@ -338,7 +338,7 @@
           </w:tcPr>
           <w:p>
             <w:pPr>
-              <w:spacing w:after="200" w:line="276" w:lineRule="auto"/>
+              <w:spacing w:after="80" w:line="240" w:lineRule="auto"/>
             </w:pPr>
             <w:r>
               <w:rPr>
@@ -371,7 +371,7 @@
           </w:tcPr>
           <w:p>
             <w:pPr>
-              <w:spacing w:after="200" w:line="276" w:lineRule="auto"/>
+              <w:spacing w:after="80" w:line="240" w:lineRule="auto"/>
             </w:pPr>
             <w:r>
               <w:rPr>
@@ -406,7 +406,7 @@
           </w:tcPr>
           <w:p>
             <w:pPr>
-              <w:spacing w:after="200" w:line="276" w:lineRule="auto"/>
+              <w:spacing w:after="80" w:line="240" w:lineRule="auto"/>
             </w:pPr>
             <w:r>
               <w:rPr>
@@ -438,7 +438,7 @@
           </w:tcPr>
           <w:p>
             <w:pPr>
-              <w:spacing w:after="200" w:line="276" w:lineRule="auto"/>
+              <w:spacing w:after="80" w:line="240" w:lineRule="auto"/>
             </w:pPr>
             <w:r>
               <w:rPr>
@@ -471,7 +471,7 @@
           </w:tcPr>
           <w:p>
             <w:pPr>
-              <w:spacing w:after="200" w:line="276" w:lineRule="auto"/>
+              <w:spacing w:after="80" w:line="240" w:lineRule="auto"/>
             </w:pPr>
             <w:r>
               <w:rPr>
@@ -503,7 +503,7 @@
           </w:tcPr>
           <w:p>
             <w:pPr>
-              <w:spacing w:after="200" w:line="276" w:lineRule="auto"/>
+              <w:spacing w:after="80" w:line="240" w:lineRule="auto"/>
             </w:pPr>
             <w:r>
               <w:rPr>
@@ -536,7 +536,7 @@
           </w:tcPr>
           <w:p>
             <w:pPr>
-              <w:spacing w:after="200" w:line="276" w:lineRule="auto"/>
+              <w:spacing w:after="80" w:line="240" w:lineRule="auto"/>
             </w:pPr>
             <w:r>
               <w:rPr>
@@ -568,7 +568,7 @@
           </w:tcPr>
           <w:p>
             <w:pPr>
-              <w:spacing w:after="200" w:line="276" w:lineRule="auto"/>
+              <w:spacing w:after="80" w:line="240" w:lineRule="auto"/>
             </w:pPr>
             <w:r>
               <w:rPr>
@@ -601,7 +601,7 @@
           </w:tcPr>
           <w:p>
             <w:pPr>
-              <w:spacing w:after="200" w:line="276" w:lineRule="auto"/>
+              <w:spacing w:after="80" w:line="240" w:lineRule="auto"/>
             </w:pPr>
             <w:r>
               <w:rPr>
@@ -633,7 +633,7 @@
           </w:tcPr>
           <w:p>
             <w:pPr>
-              <w:spacing w:after="200" w:line="276" w:lineRule="auto"/>
+              <w:spacing w:after="80" w:line="240" w:lineRule="auto"/>
             </w:pPr>
             <w:r>
               <w:rPr>
@@ -873,7 +873,7 @@
     </w:rPrDefault>
     <w:pPrDefault>
       <w:pPr>
-        <w:spacing w:after="200" w:line="276" w:lineRule="auto"/>
+        <w:spacing w:after="80" w:line="240" w:lineRule="auto"/>
       </w:pPr>
     </w:pPrDefault>
   </w:docDefaults>
